--- a/docs/Appro_BRD_UserRoleManagement_v1.5.docx
+++ b/docs/Appro_BRD_UserRoleManagement_v1.5.docx
@@ -5843,7 +5843,7 @@
           <w:sz w:val="21"/>
           <w:szCs w:val="21"/>
         </w:rPr>
-        <w:t>Local password. On save, the backend creates the user with Status = Active and sends an invitation email carrying a single-use set-password / activation link of the form …/activate?token=&lt;token&gt; to the User Email (template AT01). The user cannot sign in until the link is completed — access is gated by the absence of a credential, not by a status. The link expiry is a configurable per-environment platform setting (10-minute default; see NFR-6), and whether a given link is still usable is DERIVED by comparing the generated-link date against that setting. No link-validity duration is displayed on screen.</w:t>
+        <w:t>Local password. On save, the backend creates the user with Status = Active and sends an invitation email carrying a single-use set-password / activation link of the form …/activate?token=&lt;token&gt; to the User Email (template AT01). The user cannot sign in until the link is completed — access is gated by the absence of a credential, not by a status. The link expiry is a configurable per-environment platform setting (72-hour default; see NFR-6), and whether a given link is still usable is DERIVED by comparing the generated-link date against that setting. No link-validity duration is displayed on screen.  [UPDATED v1.5 · CLR-014]</w:t>
       </w:r>
       <w:commentRangeStart w:id="6"/>
       <w:commentRangeEnd w:id="6"/>
@@ -5853,7 +5853,7 @@
           <w:color w:val="B45309"/>
           <w:sz w:val="15"/>
         </w:rPr>
-        <w:t xml:space="preserve">  [UPDATED v1.5 · CLR-014]</w:t>
+        <w:t xml:space="preserve">  [72h · CLR-014]</w:t>
       </w:r>
     </w:p>
     <w:p>
@@ -5903,7 +5903,7 @@
           <w:sz w:val="21"/>
           <w:szCs w:val="21"/>
         </w:rPr>
-        <w:t>Resend invitation. A Resend invitation action is available on the Edit-user screen for a user who has not yet activated; it issues a fresh link with a new expiry window and invalidates the previous one (template AT03), so only the most recent link works. It is deliberately NOT surfaced on the user list, which shows status only.</w:t>
+        <w:t>Resend invitation. There is NO administrator Resend action — not on the user list and not on the Edit-user screen (CLR-014). A fresh link is issued only by the user themselves, from the expired activation screen; doing so issues a fresh link with a new expiry window and invalidates the previous one (template AT03), so only the most recent link works. It is deliberately NOT surfaced on the user list, which shows status only.  [UPDATED v1.5 · CLR-014]</w:t>
       </w:r>
       <w:r>
         <w:rPr>
@@ -5911,7 +5911,7 @@
           <w:color w:val="B45309"/>
           <w:sz w:val="15"/>
         </w:rPr>
-        <w:t xml:space="preserve">  [UPDATED v1.5 · CLR-014]</w:t>
+        <w:t xml:space="preserve">  [72h · CLR-014]</w:t>
       </w:r>
     </w:p>
     <w:p>
@@ -7313,14 +7313,8 @@
             <w:vAlign w:val="center"/>
           </w:tcPr>
           <w:p>
-            <w:r/>
-            <w:r>
-              <w:rPr>
-                <w:b w:val="0"/>
-                <w:color w:val="13233A"/>
-                <w:sz w:val="19"/>
-              </w:rPr>
-              <w:t>tokenId, userId, tokenHash (single-use), generatedAt, expiresAt (derived: generatedAt + the configurable window, default 10 min — 2.8.1 / NFR-6), consumedAt. Issued on create and on Resend invitation; issuing a new token invalidates the previous one. Only the hash is persisted.</w:t>
+            <w:r>
+              <w:t>tokenId, userId, tokenHash (single-use), generatedAt, expiresAt (derived: generatedAt + the configurable window, default 72 h — 2.8.1 / NFR-6), consumedAt. Issued on create and on Resend invitation; issuing a new token invalidates the previous one. Only the hash is persisted.  [UPDATED v1.5 · CLR-014]</w:t>
             </w:r>
             <w:r>
               <w:rPr>
@@ -7328,7 +7322,7 @@
                 <w:color w:val="B45309"/>
                 <w:sz w:val="15"/>
               </w:rPr>
-              <w:t xml:space="preserve">  [UPDATED v1.5 · CLR-014]</w:t>
+              <w:t xml:space="preserve">  [72h · CLR-014]</w:t>
             </w:r>
           </w:p>
         </w:tc>
@@ -7774,14 +7768,8 @@
             <w:vAlign w:val="center"/>
           </w:tcPr>
           <w:p>
-            <w:r/>
-            <w:r>
-              <w:rPr>
-                <w:b w:val="0"/>
-                <w:color w:val="13233A"/>
-                <w:sz w:val="19"/>
-              </w:rPr>
-              <w:t>Invitation / set-password (activation) links are single-use, time-limited and delivered only to the target User Email. The expiry window MUST be configurable per environment (10-minute default) and a link’s validity MUST be computed from its generated-link date against that window, never from a stored invitation status. The duration is not displayed to the user. On expiry the link is rejected and a fresh one must be issued. Passwords and activation tokens are stored only as hashes, and the URL carrying the raw token is never logged. (CLR-001, CLR-012, CLR-014)</w:t>
+            <w:r>
+              <w:t>Invitation / set-password (activation) links are single-use, time-limited and delivered only to the target User Email. The expiry window MUST be configurable per environment (72-hour default) and a link’s validity MUST be computed from its generated-link date against that window, never from a stored invitation status. The duration is not displayed to the user. On expiry the link is rejected and a fresh one must be issued. Passwords and activation tokens are stored only as hashes, and the URL carrying the raw token is never logged. (CLR-001, CLR-012, CLR-014)  [UPDATED v1.5 · CLR-014]</w:t>
             </w:r>
             <w:r>
               <w:rPr>
@@ -7789,7 +7777,7 @@
                 <w:color w:val="B45309"/>
                 <w:sz w:val="15"/>
               </w:rPr>
-              <w:t xml:space="preserve">  [UPDATED v1.5 · CLR-014]</w:t>
+              <w:t xml:space="preserve">  [72h · CLR-014]</w:t>
             </w:r>
           </w:p>
         </w:tc>
@@ -9539,14 +9527,8 @@
             <w:vAlign w:val="center"/>
           </w:tcPr>
           <w:p>
-            <w:r/>
-            <w:r>
-              <w:rPr>
-                <w:b w:val="0"/>
-                <w:color w:val="13233A"/>
-                <w:sz w:val="19"/>
-              </w:rPr>
-              <w:t>Integrate the invitation / set-password (activation) flow and templates AT01 / AT03–AT09 with the platform notification service. Build the Activate Account screen served at …/activate?token=, expose the link-expiry window as a configurable per-environment setting (10-minute default), and compute link validity from the generated-link date. Do NOT display the validity duration on screen. AT02 ships with SSO in Phase 2.</w:t>
+            <w:r>
+              <w:t>Integrate the invitation / set-password (activation) flow and templates AT01 / AT03–AT09 with the platform notification service. Build the Activate Account screen served at …/activate?token=, expose the link-expiry window as a configurable per-environment setting (72-hour default), and compute link validity from the generated-link date. Do NOT display the validity duration on screen. AT02 ships with SSO in Phase 2.  [UPDATED v1.5 · CLR-014]</w:t>
             </w:r>
             <w:r>
               <w:rPr>
@@ -9554,7 +9536,7 @@
                 <w:color w:val="B45309"/>
                 <w:sz w:val="15"/>
               </w:rPr>
-              <w:t xml:space="preserve">  [UPDATED v1.5 · CLR-014]</w:t>
+              <w:t xml:space="preserve">  [72h · CLR-014]</w:t>
             </w:r>
           </w:p>
         </w:tc>

--- a/docs/Appro_BRD_UserRoleManagement_v1.5.docx
+++ b/docs/Appro_BRD_UserRoleManagement_v1.5.docx
@@ -5843,18 +5843,10 @@
           <w:sz w:val="21"/>
           <w:szCs w:val="21"/>
         </w:rPr>
-        <w:t>Local password. On save, the backend creates the user with Status = Active and sends an invitation email carrying a single-use set-password / activation link of the form …/activate?token=&lt;token&gt; to the User Email (template AT01). The user cannot sign in until the link is completed — access is gated by the absence of a credential, not by a status. The link expiry is a configurable per-environment platform setting (72-hour default; see NFR-6), and whether a given link is still usable is DERIVED by comparing the generated-link date against that setting. No link-validity duration is displayed on screen.  [UPDATED v1.5 · CLR-014]</w:t>
+        <w:t>Local password. On save, the backend creates the user with Status = Active and sends an invitation email carrying a single-use set-password / activation link of the form …/activate?token=&lt;token&gt; to the User Email (template AT01). The user cannot sign in until the link is completed — access is gated by the absence of a credential, not by a status. The link expiry is a configurable per-environment platform setting (10-minute default; see NFR-6), and whether a given link is still usable is DERIVED by comparing the generated-link date against that setting. No link-validity duration is displayed on screen.  [UPDATED v1.5 · CLR-014]</w:t>
       </w:r>
       <w:commentRangeStart w:id="6"/>
       <w:commentRangeEnd w:id="6"/>
-      <w:r>
-        <w:rPr>
-          <w:b/>
-          <w:color w:val="B45309"/>
-          <w:sz w:val="15"/>
-        </w:rPr>
-        <w:t xml:space="preserve">  [72h · CLR-014]</w:t>
-      </w:r>
     </w:p>
     <w:p>
       <w:pPr>
@@ -5904,14 +5896,6 @@
           <w:szCs w:val="21"/>
         </w:rPr>
         <w:t>Resend invitation. There is NO administrator Resend action — not on the user list and not on the Edit-user screen (CLR-014). A fresh link is issued only by the user themselves, from the expired activation screen; doing so issues a fresh link with a new expiry window and invalidates the previous one (template AT03), so only the most recent link works. It is deliberately NOT surfaced on the user list, which shows status only.  [UPDATED v1.5 · CLR-014]</w:t>
-      </w:r>
-      <w:r>
-        <w:rPr>
-          <w:b/>
-          <w:color w:val="B45309"/>
-          <w:sz w:val="15"/>
-        </w:rPr>
-        <w:t xml:space="preserve">  [72h · CLR-014]</w:t>
       </w:r>
     </w:p>
     <w:p>
@@ -7314,15 +7298,7 @@
           </w:tcPr>
           <w:p>
             <w:r>
-              <w:t>tokenId, userId, tokenHash (single-use), generatedAt, expiresAt (derived: generatedAt + the configurable window, default 72 h — 2.8.1 / NFR-6), consumedAt. Issued on create and on Resend invitation; issuing a new token invalidates the previous one. Only the hash is persisted.  [UPDATED v1.5 · CLR-014]</w:t>
-            </w:r>
-            <w:r>
-              <w:rPr>
-                <w:b/>
-                <w:color w:val="B45309"/>
-                <w:sz w:val="15"/>
-              </w:rPr>
-              <w:t xml:space="preserve">  [72h · CLR-014]</w:t>
+              <w:t>tokenId, userId, tokenHash (single-use), generatedAt, expiresAt (derived: generatedAt + the configurable window, default 10 min — 2.8.1 / NFR-6), consumedAt. Issued on create and on Resend invitation; issuing a new token invalidates the previous one. Only the hash is persisted.  [UPDATED v1.5 · CLR-014]</w:t>
             </w:r>
           </w:p>
         </w:tc>
@@ -7769,15 +7745,7 @@
           </w:tcPr>
           <w:p>
             <w:r>
-              <w:t>Invitation / set-password (activation) links are single-use, time-limited and delivered only to the target User Email. The expiry window MUST be configurable per environment (72-hour default) and a link’s validity MUST be computed from its generated-link date against that window, never from a stored invitation status. The duration is not displayed to the user. On expiry the link is rejected and a fresh one must be issued. Passwords and activation tokens are stored only as hashes, and the URL carrying the raw token is never logged. (CLR-001, CLR-012, CLR-014)  [UPDATED v1.5 · CLR-014]</w:t>
-            </w:r>
-            <w:r>
-              <w:rPr>
-                <w:b/>
-                <w:color w:val="B45309"/>
-                <w:sz w:val="15"/>
-              </w:rPr>
-              <w:t xml:space="preserve">  [72h · CLR-014]</w:t>
+              <w:t>Invitation / set-password (activation) links are single-use, time-limited and delivered only to the target User Email. The expiry window MUST be configurable per environment (10-minute default) and a link’s validity MUST be computed from its generated-link date against that window, never from a stored invitation status. The duration is not displayed to the user. On expiry the link is rejected and a fresh one must be issued. Passwords and activation tokens are stored only as hashes, and the URL carrying the raw token is never logged. (CLR-001, CLR-012, CLR-014)  [UPDATED v1.5 · CLR-014]</w:t>
             </w:r>
           </w:p>
         </w:tc>
@@ -9528,15 +9496,7 @@
           </w:tcPr>
           <w:p>
             <w:r>
-              <w:t>Integrate the invitation / set-password (activation) flow and templates AT01 / AT03–AT09 with the platform notification service. Build the Activate Account screen served at …/activate?token=, expose the link-expiry window as a configurable per-environment setting (72-hour default), and compute link validity from the generated-link date. Do NOT display the validity duration on screen. AT02 ships with SSO in Phase 2.  [UPDATED v1.5 · CLR-014]</w:t>
-            </w:r>
-            <w:r>
-              <w:rPr>
-                <w:b/>
-                <w:color w:val="B45309"/>
-                <w:sz w:val="15"/>
-              </w:rPr>
-              <w:t xml:space="preserve">  [72h · CLR-014]</w:t>
+              <w:t>Integrate the invitation / set-password (activation) flow and templates AT01 / AT03–AT09 with the platform notification service. Build the Activate Account screen served at …/activate?token=, expose the link-expiry window as a configurable per-environment setting (10-minute default), and compute link validity from the generated-link date. Do NOT display the validity duration on screen. AT02 ships with SSO in Phase 2.  [UPDATED v1.5 · CLR-014]</w:t>
             </w:r>
           </w:p>
         </w:tc>

--- a/docs/Appro_BRD_UserRoleManagement_v1.5.docx
+++ b/docs/Appro_BRD_UserRoleManagement_v1.5.docx
@@ -5843,7 +5843,7 @@
           <w:sz w:val="21"/>
           <w:szCs w:val="21"/>
         </w:rPr>
-        <w:t>Local password. On save, the backend creates the user with Status = Active and sends an invitation email carrying a single-use set-password / activation link of the form …/activate?token=&lt;token&gt; to the User Email (template AT01). The user cannot sign in until the link is completed — access is gated by the absence of a credential, not by a status. The link expiry is a configurable per-environment platform setting (10-minute default; see NFR-6), and whether a given link is still usable is DERIVED by comparing the generated-link date against that setting. No link-validity duration is displayed on screen.  [UPDATED v1.5 · CLR-014]</w:t>
+        <w:t>Local password. On save, the backend creates the user with Status = Active and sends an invitation email carrying a single-use set-password / activation link of the form …/activate?token=&lt;token&gt; to the User Email (template AT01). The user cannot sign in until the link is completed — access is gated by the absence of a credential, not by a status. The link expiry is a configurable per-environment platform setting (default 10080 minutes = 7 days; see NFR-6), and whether a given link is still usable is DERIVED by comparing the generated-link date against that setting. No link-validity duration is displayed on screen.  [UPDATED v1.5 · CLR-014]</w:t>
       </w:r>
       <w:commentRangeStart w:id="6"/>
       <w:commentRangeEnd w:id="6"/>
@@ -7745,7 +7745,7 @@
           </w:tcPr>
           <w:p>
             <w:r>
-              <w:t>Invitation / set-password (activation) links are single-use, time-limited and delivered only to the target User Email. The expiry window MUST be configurable per environment (10-minute default) and a link’s validity MUST be computed from its generated-link date against that window, never from a stored invitation status. The duration is not displayed to the user. On expiry the link is rejected and a fresh one must be issued. Passwords and activation tokens are stored only as hashes, and the URL carrying the raw token is never logged. (CLR-001, CLR-012, CLR-014)  [UPDATED v1.5 · CLR-014]</w:t>
+              <w:t>Invitation / set-password (activation) links are single-use, time-limited and delivered only to the target User Email. The expiry window MUST be configurable per environment — expressed in minutes, default 10080 (7 days) — and a link’s validity MUST be computed from its generated-link date against that window, never from a stored invitation status. The duration is not displayed to the user. On expiry the link is rejected and a fresh one must be issued. Passwords and activation tokens are stored only as hashes, and the URL carrying the raw token is never logged. (CLR-001, CLR-012, CLR-014)  [UPDATED v1.5 · CLR-014]</w:t>
             </w:r>
           </w:p>
         </w:tc>
@@ -9496,7 +9496,7 @@
           </w:tcPr>
           <w:p>
             <w:r>
-              <w:t>Integrate the invitation / set-password (activation) flow and templates AT01 / AT03–AT09 with the platform notification service. Build the Activate Account screen served at …/activate?token=, expose the link-expiry window as a configurable per-environment setting (10-minute default), and compute link validity from the generated-link date. Do NOT display the validity duration on screen. AT02 ships with SSO in Phase 2.  [UPDATED v1.5 · CLR-014]</w:t>
+              <w:t>Integrate the invitation / set-password (activation) flow and templates AT01 / AT03–AT09 with the platform notification service. Build the Activate Account screen served at …/activate?token=, expose the link-expiry window as a configurable per-environment setting expressed in minutes (default 10080 = 7 days), and compute link validity from the generated-link date. Do NOT display the validity duration on screen. AT02 ships with SSO in Phase 2.  [UPDATED v1.5 · CLR-014]</w:t>
             </w:r>
           </w:p>
         </w:tc>

--- a/docs/Appro_BRD_UserRoleManagement_v1.5.docx
+++ b/docs/Appro_BRD_UserRoleManagement_v1.5.docx
@@ -755,6 +755,60 @@
                 <w:color w:val="B45309"/>
               </w:rPr>
               <w:t>Removed the Invited status (CLR-014). User status is now TWO-state only — Active / Inactive — governed by the enable/disable control. Whether a user has established credentials is no longer modelled as a status: it is a property of the account, and the activation link’s validity is DERIVED from the date the link was generated rather than tracked as separate state. Users are created Active and simply cannot sign in until they set a password. The user list and Status filter revert to two states, and no link-validity duration is shown on screen. SSO / IdP sign-in is deferred to Phase 2 and is NOT in this release; template AT02 moves with it.</w:t>
+            </w:r>
+          </w:p>
+        </w:tc>
+      </w:tr>
+      <w:tr>
+        <w:tc>
+          <w:tcPr>
+            <w:tcW w:type="dxa" w:w="1000"/>
+          </w:tcPr>
+          <w:p>
+            <w:r>
+              <w:rPr>
+                <w:color w:val="B45309"/>
+              </w:rPr>
+              <w:t>07-08-2026</w:t>
+            </w:r>
+          </w:p>
+        </w:tc>
+        <w:tc>
+          <w:tcPr>
+            <w:tcW w:type="dxa" w:w="780"/>
+          </w:tcPr>
+          <w:p>
+            <w:r>
+              <w:rPr>
+                <w:color w:val="B45309"/>
+              </w:rPr>
+              <w:t>1.5</w:t>
+            </w:r>
+          </w:p>
+        </w:tc>
+        <w:tc>
+          <w:tcPr>
+            <w:tcW w:type="dxa" w:w="1180"/>
+          </w:tcPr>
+          <w:p>
+            <w:r>
+              <w:rPr>
+                <w:color w:val="B45309"/>
+              </w:rPr>
+              <w:t>Appro BRD Team</w:t>
+            </w:r>
+          </w:p>
+        </w:tc>
+        <w:tc>
+          <w:tcPr>
+            <w:tcW w:type="dxa" w:w="6400"/>
+          </w:tcPr>
+          <w:p>
+            <w:r>
+              <w:rPr>
+                <w:color w:val="B45309"/>
+              </w:rPr>
+              <w:t>Amendment. (1) Activation-link window corrected to 10080 minutes (7 days) in the ActivationToken data model (2.10) — the 06-08-2026 sweep updated NFR-6 and 2.8.1 but missed this reference. (2) Token re-issue paths aligned to CLR-014: there is no administrator Resend action; a fresh link comes only from the user's own request on the expired-activation screen, or automatically on an email change before activation. (3) Discard-changes confirmation allocated code CM010.</w:t>
             </w:r>
           </w:p>
         </w:tc>
@@ -3022,7 +3076,7 @@
                 <w:sz w:val="18"/>
                 <w:szCs w:val="18"/>
               </w:rPr>
-              <w:t xml:space="preserve">Discard confirmation; returns to the role list.</w:t>
+              <w:t xml:space="preserve">Discard confirmation (CM010); returns to the role list.</w:t>
             </w:r>
           </w:p>
         </w:tc>
@@ -5720,7 +5774,7 @@
                 <w:sz w:val="18"/>
                 <w:szCs w:val="18"/>
               </w:rPr>
-              <w:t xml:space="preserve">Validate then save; discard confirmation on cancel.</w:t>
+              <w:t xml:space="preserve">Validate then save; discard confirmation on cancel (CM010).</w:t>
             </w:r>
           </w:p>
         </w:tc>
@@ -7298,7 +7352,7 @@
           </w:tcPr>
           <w:p>
             <w:r>
-              <w:t>tokenId, userId, tokenHash (single-use), generatedAt, expiresAt (derived: generatedAt + the configurable window, default 10 min — 2.8.1 / NFR-6), consumedAt. Issued on create and on Resend invitation; issuing a new token invalidates the previous one. Only the hash is persisted.  [UPDATED v1.5 · CLR-014]</w:t>
+              <w:t>tokenId, userId, tokenHash (single-use), generatedAt, expiresAt (derived: generatedAt + the configurable window, default 10080 minutes (7 days) — 2.8.1 / NFR-6), consumedAt. Issued on create; re-issued when the user requests a fresh link from the expired-activation screen, and automatically when an administrator changes the email address of a user who has not yet activated. There is NO administrator Resend action (CLR-014); issuing a new token invalidates the previous one. Only the hash is persisted.  [UPDATED v1.5 · CLR-014]</w:t>
             </w:r>
           </w:p>
         </w:tc>

--- a/docs/Appro_BRD_UserRoleManagement_v1.5.docx
+++ b/docs/Appro_BRD_UserRoleManagement_v1.5.docx
@@ -809,6 +809,60 @@
                 <w:color w:val="B45309"/>
               </w:rPr>
               <w:t>Amendment. (1) Activation-link window corrected to 10080 minutes (7 days) in the ActivationToken data model (2.10) — the 06-08-2026 sweep updated NFR-6 and 2.8.1 but missed this reference. (2) Token re-issue paths aligned to CLR-014: there is no administrator Resend action; a fresh link comes only from the user's own request on the expired-activation screen, or automatically on an email change before activation. (3) Discard-changes confirmation allocated code CM010.</w:t>
+            </w:r>
+          </w:p>
+        </w:tc>
+      </w:tr>
+      <w:tr>
+        <w:tc>
+          <w:tcPr>
+            <w:tcW w:type="dxa" w:w="1000"/>
+          </w:tcPr>
+          <w:p>
+            <w:r>
+              <w:rPr>
+                <w:color w:val="B45309"/>
+              </w:rPr>
+              <w:t>10-08-2026</w:t>
+            </w:r>
+          </w:p>
+        </w:tc>
+        <w:tc>
+          <w:tcPr>
+            <w:tcW w:type="dxa" w:w="780"/>
+          </w:tcPr>
+          <w:p>
+            <w:r>
+              <w:rPr>
+                <w:color w:val="B45309"/>
+              </w:rPr>
+              <w:t>1.5</w:t>
+            </w:r>
+          </w:p>
+        </w:tc>
+        <w:tc>
+          <w:tcPr>
+            <w:tcW w:type="dxa" w:w="1180"/>
+          </w:tcPr>
+          <w:p>
+            <w:r>
+              <w:rPr>
+                <w:color w:val="B45309"/>
+              </w:rPr>
+              <w:t>Appro BRD Team</w:t>
+            </w:r>
+          </w:p>
+        </w:tc>
+        <w:tc>
+          <w:tcPr>
+            <w:tcW w:type="dxa" w:w="6400"/>
+          </w:tcPr>
+          <w:p>
+            <w:r>
+              <w:rPr>
+                <w:color w:val="B45309"/>
+              </w:rPr>
+              <w:t>Amendment (PO decision, 10-08-2026). IEM020 reworded to self-service ("Request a new link below.") — the previous copy directed the user to an administrator Resend that CLR-014 removed. AT03 trigger in 2.12 corrected to the two remaining re-issue paths.</w:t>
             </w:r>
           </w:p>
         </w:tc>
@@ -8306,7 +8360,7 @@
               <w:rPr>
                 <w:sz w:val="19"/>
               </w:rPr>
-              <w:t>Admin resends the activation link to a user who has not yet activated</w:t>
+              <w:t>The user requests a fresh link from the expired-activation screen, or a Super Admin changes their email address before activation, which re-issues automatically</w:t>
             </w:r>
             <w:r>
               <w:rPr>
@@ -17319,7 +17373,7 @@
                 <w:sz w:val="18"/>
                 <w:szCs w:val="18"/>
               </w:rPr>
-              <w:t xml:space="preserve">This activation link is invalid or has expired. Ask your administrator to resend the invitation.</w:t>
+              <w:t xml:space="preserve">This activation link is invalid or has expired. Request a new link below.</w:t>
             </w:r>
           </w:p>
         </w:tc>
